--- a/Week10/Week10_BaoCaoNhom.docx
+++ b/Week10/Week10_BaoCaoNhom.docx
@@ -5567,7 +5567,7 @@
                 <ns0:sz ns0:val="24"/>
                 <ns0:szCs ns0:val="24"/>
               </ns0:rPr>
-              <ns0:t xml:space="preserve"/>
+              <ns0:t xml:space="preserve">Lỗi hộp thông báo Toast của React-Bootstrap hiển thị đè lên trên và che khuất nút đóng của các Modal đang hiển thị.</ns0:t>
             </ns0:r>
           </ns0:p>
         </ns0:tc>
@@ -5600,7 +5600,7 @@
                 <ns0:sz ns0:val="24"/>
                 <ns0:szCs ns0:val="24"/>
               </ns0:rPr>
-              <ns0:t xml:space="preserve"/>
+              <ns0:t xml:space="preserve">Thiếu cấu hình z-index hoặc vị trí cố định (position fixed) cho thẻ ToastContainer.</ns0:t>
             </ns0:r>
           </ns0:p>
         </ns0:tc>
@@ -5633,7 +5633,7 @@
                 <ns0:sz ns0:val="24"/>
                 <ns0:szCs ns0:val="24"/>
               </ns0:rPr>
-              <ns0:t xml:space="preserve"/>
+              <ns0:t xml:space="preserve">Thiết lập style position: 'fixed' và z-index lớn (ví dụ 9999) cho thẻ ToastContainer để nó luôn hiển thị trên cùng.</ns0:t>
             </ns0:r>
           </ns0:p>
         </ns0:tc>
@@ -5666,7 +5666,7 @@
                 <ns0:sz ns0:val="24"/>
                 <ns0:szCs ns0:val="24"/>
               </ns0:rPr>
-              <ns0:t xml:space="preserve"/>
+              <ns0:t xml:space="preserve">Đã fix</ns0:t>
             </ns0:r>
           </ns0:p>
         </ns0:tc>
@@ -5734,7 +5734,7 @@
                 <ns0:sz ns0:val="24"/>
                 <ns0:szCs ns0:val="24"/>
               </ns0:rPr>
-              <ns0:t xml:space="preserve">[...]</ns0:t>
+              <ns0:t xml:space="preserve">Lỗi danh sách món ăn hiển thị nhấp nháy liên tục khi chuyển đổi qua lại nhanh giữa các danh mục Menu.</ns0:t>
             </ns0:r>
           </ns0:p>
         </ns0:tc>
@@ -5767,7 +5767,7 @@
                 <ns0:sz ns0:val="24"/>
                 <ns0:szCs ns0:val="24"/>
               </ns0:rPr>
-              <ns0:t xml:space="preserve">[...]</ns0:t>
+              <ns0:t xml:space="preserve">Trạng thái loading của useFetch kích hoạt và hiển thị Skeleton loader từ đầu mỗi khi bộ lọc danh mục thay đổi.</ns0:t>
             </ns0:r>
           </ns0:p>
         </ns0:tc>
@@ -5800,7 +5800,7 @@
                 <ns0:sz ns0:val="24"/>
                 <ns0:szCs ns0:val="24"/>
               </ns0:rPr>
-              <ns0:t xml:space="preserve">[...]</ns0:t>
+              <ns0:t xml:space="preserve">Chỉ hiển thị Skeleton loading ở lần tải dữ liệu đầu tiên từ máy chủ, các lần lọc danh mục sau đó sẽ lọc trực tiếp trên client.</ns0:t>
             </ns0:r>
           </ns0:p>
         </ns0:tc>
@@ -5833,7 +5833,7 @@
                 <ns0:sz ns0:val="24"/>
                 <ns0:szCs ns0:val="24"/>
               </ns0:rPr>
-              <ns0:t xml:space="preserve">[...]</ns0:t>
+              <ns0:t xml:space="preserve">Đã fix</ns0:t>
             </ns0:r>
           </ns0:p>
         </ns0:tc>
